--- a/L_14-15/Звіт 14-15 Ю. Мардинавка.docx
+++ b/L_14-15/Звіт 14-15 Ю. Мардинавка.docx
@@ -661,6 +661,14 @@
           <w:szCs w:val="28"/>
         </w:rPr>
       </w:r>
+      <w:r>
+        <w:rPr>
+          <w:rFonts w:ascii="Times New Roman" w:hAnsi="Times New Roman" w:cs="Times New Roman"/>
+          <w:sz w:val="28"/>
+          <w:szCs w:val="28"/>
+          <w:highlight w:val="none"/>
+        </w:rPr>
+      </w:r>
     </w:p>
     <w:p>
       <w:pPr>
@@ -695,7 +703,6 @@
           <w:rFonts w:ascii="Times New Roman" w:hAnsi="Times New Roman" w:cs="Times New Roman"/>
           <w:sz w:val="28"/>
           <w:szCs w:val="28"/>
-          <w:highlight w:val="none"/>
         </w:rPr>
       </w:r>
     </w:p>
@@ -728,7 +735,14 @@
           <w:szCs w:val="28"/>
         </w:rPr>
       </w:r>
-      <w:r/>
+      <w:r>
+        <w:rPr>
+          <w:rFonts w:ascii="Times New Roman" w:hAnsi="Times New Roman" w:cs="Times New Roman"/>
+          <w:sz w:val="28"/>
+          <w:szCs w:val="28"/>
+          <w:highlight w:val="none"/>
+        </w:rPr>
+      </w:r>
     </w:p>
     <w:p>
       <w:pPr>
@@ -1130,6 +1144,33 @@
         <w:rPr>
           <w:b/>
           <w:bCs/>
+          <w:lang w:val="en-US"/>
+        </w:rPr>
+        <w:t xml:space="preserve"> </w:t>
+      </w:r>
+      <w:r>
+        <w:rPr>
+          <w:b/>
+          <w:bCs/>
+          <w:lang w:val="en-US"/>
+        </w:rPr>
+      </w:r>
+      <w:hyperlink r:id="rId13" w:tooltip="https://github.com/Julian9229/cpp_lab/tree/main/L_14-15" w:history="1">
+        <w:r>
+          <w:rPr>
+            <w:rStyle w:val="899"/>
+            <w:b/>
+            <w:bCs/>
+            <w:lang w:val="en-US"/>
+          </w:rPr>
+          <w:t xml:space="preserve">https://github.com/Julian9229/cpp_lab/tree/main/L_14-15</w:t>
+        </w:r>
+      </w:hyperlink>
+      <w:r>
+        <w:rPr>
+          <w:b/>
+          <w:bCs/>
+          <w:lang w:val="en-US"/>
         </w:rPr>
       </w:r>
       <w:r>
@@ -1171,12 +1212,8 @@
       </w:r>
       <w:r>
         <w:rPr>
-          <w:rFonts w:ascii="Times New Roman" w:hAnsi="Times New Roman" w:cs="Times New Roman"/>
           <w:b/>
           <w:bCs/>
-          <w:sz w:val="28"/>
-          <w:szCs w:val="28"/>
-          <w:highlight w:val="none"/>
         </w:rPr>
       </w:r>
     </w:p>
@@ -1213,8 +1250,12 @@
       </w:r>
       <w:r>
         <w:rPr>
+          <w:rFonts w:ascii="Times New Roman" w:hAnsi="Times New Roman" w:cs="Times New Roman"/>
           <w:b/>
           <w:bCs/>
+          <w:sz w:val="28"/>
+          <w:szCs w:val="28"/>
+          <w:highlight w:val="none"/>
         </w:rPr>
       </w:r>
     </w:p>
@@ -1229,7 +1270,6 @@
           <w:bCs/>
         </w:rPr>
       </w:pPr>
-      <w:r/>
       <w:r>
         <mc:AlternateContent>
           <mc:Choice Requires="wpg">
@@ -1252,13 +1292,13 @@
                         <pic:nvPr/>
                       </pic:nvPicPr>
                       <pic:blipFill rotWithShape="1">
-                        <a:blip r:embed="rId13"/>
+                        <a:blip r:embed="rId14"/>
                         <a:stretch/>
                       </pic:blipFill>
                       <pic:spPr bwMode="auto">
                         <a:xfrm flipH="0" flipV="0">
                           <a:off x="0" y="0"/>
-                          <a:ext cx="5674079" cy="6832730"/>
+                          <a:ext cx="5674078" cy="6832730"/>
                         </a:xfrm>
                         <a:prstGeom prst="rect">
                           <a:avLst/>
@@ -1292,14 +1332,13 @@
                 <o:lock v:ext="edit" aspectratio="t"/>
               </v:shapetype>
               <v:shape id="_x0000_i2" o:spid="_x0000_s2" type="#_x0000_t75" style="width:446.78pt;height:538.01pt;mso-wrap-distance-left:0.00pt;mso-wrap-distance-top:0.00pt;mso-wrap-distance-right:0.00pt;mso-wrap-distance-bottom:0.00pt;z-index:1;" stroked="false">
-                <v:imagedata r:id="rId13" o:title=""/>
+                <v:imagedata r:id="rId14" o:title=""/>
                 <o:lock v:ext="edit" rotation="t"/>
               </v:shape>
             </w:pict>
           </mc:Fallback>
         </mc:AlternateContent>
       </w:r>
-      <w:r/>
       <w:r>
         <w:rPr>
           <w:rFonts w:ascii="Times New Roman" w:hAnsi="Times New Roman" w:cs="Times New Roman"/>
@@ -1351,7 +1390,6 @@
         </w:rPr>
         <w:t xml:space="preserve">–15 я опрацював побудову однозв’язного списку засобами C++. Для даних телевізорів створив клас Television, для окремого вузла — ListNode з вказівником next, а в класі SinglyList реалізував додавання, вставлення, видалення та послідовне виведення елементів.</w:t>
       </w:r>
-      <w:r/>
       <w:r>
         <w:rPr>
           <w:rFonts w:ascii="Times New Roman" w:hAnsi="Times New Roman" w:cs="Times New Roman"/>
@@ -1360,7 +1398,6 @@
           <w:highlight w:val="none"/>
         </w:rPr>
       </w:r>
-      <w:r/>
       <w:r/>
     </w:p>
     <w:p>
